--- a/laba2/task/Отчет 7.docx
+++ b/laba2/task/Отчет 7.docx
@@ -9122,28 +9122,28 @@
           <w:rtl w:val="0"/>
           <w:lang w:val="ru-RU"/>
         </w:rPr>
-        <w:t xml:space="preserve">24 </w:t>
-      </w:r>
-      <w:r>
-        <w:rPr>
-          <w:rtl w:val="0"/>
-          <w:lang w:val="ru-RU"/>
-        </w:rPr>
-        <w:t xml:space="preserve">файлов общим объёмом </w:t>
-      </w:r>
-      <w:r>
-        <w:rPr>
-          <w:rtl w:val="0"/>
-          <w:lang w:val="ru-RU"/>
-        </w:rPr>
-        <w:t xml:space="preserve">6,8 </w:t>
-      </w:r>
-      <w:r>
-        <w:rPr>
-          <w:rtl w:val="0"/>
-          <w:lang w:val="ru-RU"/>
-        </w:rPr>
-        <w:t xml:space="preserve">МБ в обычном режиме читается </w:t>
+        <w:t>25 файлов</w:t>
+      </w:r>
+      <w:r>
+        <w:rPr>
+          <w:rtl w:val="0"/>
+          <w:lang w:val="ru-RU"/>
+        </w:rPr>
+        <w:t xml:space="preserve"> общим объёмом </w:t>
+      </w:r>
+      <w:r>
+        <w:rPr>
+          <w:rtl w:val="0"/>
+          <w:lang w:val="ru-RU"/>
+        </w:rPr>
+        <w:t>11,2 МБ</w:t>
+      </w:r>
+      <w:r>
+        <w:rPr>
+          <w:rtl w:val="0"/>
+          <w:lang w:val="ru-RU"/>
+        </w:rPr>
+        <w:t xml:space="preserve"> в обычном режиме читается </w:t>
       </w:r>
       <w:r>
         <w:rPr>
@@ -9160,7 +9160,7 @@
             </w14:solidFill>
           </w14:textFill>
         </w:rPr>
-        <w:t xml:space="preserve">25,3 </w:t>
+        <w:t>57,3 КБ</w:t>
       </w:r>
       <w:r>
         <w:rPr>
@@ -9177,35 +9177,32 @@
             </w14:solidFill>
           </w14:textFill>
         </w:rPr>
-        <w:t>КБ</w:t>
-      </w:r>
-      <w:r>
-        <w:rPr>
-          <w:rtl w:val="0"/>
-          <w:lang w:val="ru-RU"/>
-        </w:rPr>
-        <w:t xml:space="preserve">, </w:t>
-      </w:r>
-      <w:r>
-        <w:rPr>
-          <w:rtl w:val="0"/>
-          <w:lang w:val="ru-RU"/>
-        </w:rPr>
-        <w:t xml:space="preserve">то есть менее </w:t>
-      </w:r>
-      <w:r>
-        <w:rPr>
-          <w:rtl w:val="0"/>
-          <w:lang w:val="ru-RU"/>
-        </w:rPr>
-        <w:t xml:space="preserve">0,4 % </w:t>
-      </w:r>
-      <w:r>
-        <w:rPr>
-          <w:rtl w:val="0"/>
-          <w:lang w:val="ru-RU"/>
-        </w:rPr>
-        <w:t>данных</w:t>
+      </w:r>
+      <w:r>
+        <w:rPr>
+          <w:rtl w:val="0"/>
+          <w:lang w:val="ru-RU"/>
+        </w:rPr>
+        <w:t xml:space="preserve">, </w:t>
+      </w:r>
+      <w:r>
+        <w:rPr>
+          <w:rtl w:val="0"/>
+          <w:lang w:val="ru-RU"/>
+        </w:rPr>
+        <w:t>то есть менее 0,6 % данных</w:t>
+      </w:r>
+      <w:r>
+        <w:rPr>
+          <w:rtl w:val="0"/>
+          <w:lang w:val="ru-RU"/>
+        </w:rPr>
+      </w:r>
+      <w:r>
+        <w:rPr>
+          <w:rtl w:val="0"/>
+          <w:lang w:val="ru-RU"/>
+        </w:rPr>
       </w:r>
       <w:r>
         <w:rPr>
@@ -11975,14 +11972,14 @@
           <w:rtl w:val="0"/>
           <w:lang w:val="ru-RU"/>
         </w:rPr>
-        <w:t xml:space="preserve">24 </w:t>
-      </w:r>
-      <w:r>
-        <w:rPr>
-          <w:rtl w:val="0"/>
-          <w:lang w:val="ru-RU"/>
-        </w:rPr>
-        <w:t xml:space="preserve">файла из </w:t>
+        <w:t>25 файлов</w:t>
+      </w:r>
+      <w:r>
+        <w:rPr>
+          <w:rtl w:val="0"/>
+          <w:lang w:val="ru-RU"/>
+        </w:rPr>
+        <w:t xml:space="preserve"> из </w:t>
       </w:r>
       <w:r>
         <w:rPr>
@@ -16287,28 +16284,27 @@
           <w:rtl w:val="0"/>
           <w:lang w:val="ru-RU"/>
         </w:rPr>
-        <w:t xml:space="preserve">6,8 </w:t>
-      </w:r>
-      <w:r>
-        <w:rPr>
-          <w:rtl w:val="0"/>
-          <w:lang w:val="ru-RU"/>
-        </w:rPr>
-        <w:t xml:space="preserve">МБ читается </w:t>
-      </w:r>
-      <w:r>
-        <w:rPr>
-          <w:rtl w:val="0"/>
-          <w:lang w:val="ru-RU"/>
-        </w:rPr>
-        <w:t xml:space="preserve">25,3 </w:t>
-      </w:r>
-      <w:r>
-        <w:rPr>
-          <w:rtl w:val="0"/>
-          <w:lang w:val="ru-RU"/>
-        </w:rPr>
-        <w:t>КБ</w:t>
+        <w:t>11,2 МБ</w:t>
+      </w:r>
+      <w:r>
+        <w:rPr>
+          <w:rtl w:val="0"/>
+          <w:lang w:val="ru-RU"/>
+        </w:rPr>
+        <w:t xml:space="preserve"> читается </w:t>
+      </w:r>
+      <w:r>
+        <w:rPr>
+          <w:rtl w:val="0"/>
+          <w:lang w:val="ru-RU"/>
+        </w:rPr>
+        <w:t>57,3 КБ</w:t>
+      </w:r>
+      <w:r>
+        <w:rPr>
+          <w:rtl w:val="0"/>
+          <w:lang w:val="ru-RU"/>
+        </w:rPr>
       </w:r>
       <w:r>
         <w:rPr>
